--- a/Formatos/1.1 CARTA PRESENTACIÓN PROYECTO - Z1 ALERTA ROSA OFTIC (REVISADO).docx
+++ b/Formatos/1.1 CARTA PRESENTACIÓN PROYECTO - Z1 ALERTA ROSA OFTIC (REVISADO).docx
@@ -1,6 +1,6 @@
 
 <file path=word/document.xml><?xml version="1.0" encoding="utf-8"?>
-<w:document xmlns:wpc="http://schemas.microsoft.com/office/word/2010/wordprocessingCanvas" xmlns:cx="http://schemas.microsoft.com/office/drawing/2014/chartex" xmlns:cx1="http://schemas.microsoft.com/office/drawing/2015/9/8/chartex" xmlns:cx2="http://schemas.microsoft.com/office/drawing/2015/10/21/chartex" xmlns:cx3="http://schemas.microsoft.com/office/drawing/2016/5/9/chartex" xmlns:cx4="http://schemas.microsoft.com/office/drawing/2016/5/10/chartex" xmlns:cx5="http://schemas.microsoft.com/office/drawing/2016/5/11/chartex" xmlns:cx6="http://schemas.microsoft.com/office/drawing/2016/5/12/chartex" xmlns:cx7="http://schemas.microsoft.com/office/drawing/2016/5/13/chartex" xmlns:cx8="http://schemas.microsoft.com/office/drawing/2016/5/14/chartex" xmlns:mc="http://schemas.openxmlformats.org/markup-compatibility/2006" xmlns:aink="http://schemas.microsoft.com/office/drawing/2016/ink" xmlns:am3d="http://schemas.microsoft.com/office/drawing/2017/model3d" xmlns:o="urn:schemas-microsoft-com:office:office" xmlns:oel="http://schemas.microsoft.com/office/2019/extlst" xmlns:r="http://schemas.openxmlformats.org/officeDocument/2006/relationships" xmlns:m="http://schemas.openxmlformats.org/officeDocument/2006/math" xmlns:v="urn:schemas-microsoft-com:vml" xmlns:wp14="http://schemas.microsoft.com/office/word/2010/wordprocessingDrawing" xmlns:wp="http://schemas.openxmlformats.org/drawingml/2006/wordprocessingDrawing" xmlns:w10="urn:schemas-microsoft-com:office:word" xmlns:w="http://schemas.openxmlformats.org/wordprocessingml/2006/main" xmlns:w14="http://schemas.microsoft.com/office/word/2010/wordml" xmlns:w15="http://schemas.microsoft.com/office/word/2012/wordml" xmlns:w16cex="http://schemas.microsoft.com/office/word/2018/wordml/cex" xmlns:w16cid="http://schemas.microsoft.com/office/word/2016/wordml/cid" xmlns:w16="http://schemas.microsoft.com/office/word/2018/wordml" xmlns:w16sdtdh="http://schemas.microsoft.com/office/word/2020/wordml/sdtdatahash" xmlns:w16se="http://schemas.microsoft.com/office/word/2015/wordml/symex" xmlns:wpg="http://schemas.microsoft.com/office/word/2010/wordprocessingGroup" xmlns:wpi="http://schemas.microsoft.com/office/word/2010/wordprocessingInk" xmlns:wne="http://schemas.microsoft.com/office/word/2006/wordml" xmlns:wps="http://schemas.microsoft.com/office/word/2010/wordprocessingShape" mc:Ignorable="w14 w15 w16se w16cid w16 w16cex w16sdtdh wp14">
+<w:document xmlns:wpc="http://schemas.microsoft.com/office/word/2010/wordprocessingCanvas" xmlns:cx="http://schemas.microsoft.com/office/drawing/2014/chartex" xmlns:cx1="http://schemas.microsoft.com/office/drawing/2015/9/8/chartex" xmlns:cx2="http://schemas.microsoft.com/office/drawing/2015/10/21/chartex" xmlns:cx3="http://schemas.microsoft.com/office/drawing/2016/5/9/chartex" xmlns:cx4="http://schemas.microsoft.com/office/drawing/2016/5/10/chartex" xmlns:cx5="http://schemas.microsoft.com/office/drawing/2016/5/11/chartex" xmlns:cx6="http://schemas.microsoft.com/office/drawing/2016/5/12/chartex" xmlns:cx7="http://schemas.microsoft.com/office/drawing/2016/5/13/chartex" xmlns:cx8="http://schemas.microsoft.com/office/drawing/2016/5/14/chartex" xmlns:mc="http://schemas.openxmlformats.org/markup-compatibility/2006" xmlns:aink="http://schemas.microsoft.com/office/drawing/2016/ink" xmlns:am3d="http://schemas.microsoft.com/office/drawing/2017/model3d" xmlns:o="urn:schemas-microsoft-com:office:office" xmlns:oel="http://schemas.microsoft.com/office/2019/extlst" xmlns:r="http://schemas.openxmlformats.org/officeDocument/2006/relationships" xmlns:m="http://schemas.openxmlformats.org/officeDocument/2006/math" xmlns:v="urn:schemas-microsoft-com:vml" xmlns:wp14="http://schemas.microsoft.com/office/word/2010/wordprocessingDrawing" xmlns:wp="http://schemas.openxmlformats.org/drawingml/2006/wordprocessingDrawing" xmlns:w10="urn:schemas-microsoft-com:office:word" xmlns:w="http://schemas.openxmlformats.org/wordprocessingml/2006/main" xmlns:w14="http://schemas.microsoft.com/office/word/2010/wordml" xmlns:w15="http://schemas.microsoft.com/office/word/2012/wordml" xmlns:w16cex="http://schemas.microsoft.com/office/word/2018/wordml/cex" xmlns:w16cid="http://schemas.microsoft.com/office/word/2016/wordml/cid" xmlns:w16="http://schemas.microsoft.com/office/word/2018/wordml" xmlns:w16du="http://schemas.microsoft.com/office/word/2023/wordml/word16du" xmlns:w16sdtdh="http://schemas.microsoft.com/office/word/2020/wordml/sdtdatahash" xmlns:w16sdtfl="http://schemas.microsoft.com/office/word/2024/wordml/sdtformatlock" xmlns:w16se="http://schemas.microsoft.com/office/word/2015/wordml/symex" xmlns:wpg="http://schemas.microsoft.com/office/word/2010/wordprocessingGroup" xmlns:wpi="http://schemas.microsoft.com/office/word/2010/wordprocessingInk" xmlns:wne="http://schemas.microsoft.com/office/word/2006/wordml" xmlns:wps="http://schemas.microsoft.com/office/word/2010/wordprocessingShape" mc:Ignorable="w14 w15 w16se w16cid w16 w16cex w16sdtdh w16sdtfl w16du wp14">
   <w:body>
     <w:p>
       <w:pPr>
@@ -496,11 +496,11 @@
       <w:r>
         <w:rPr>
           <w:rFonts w:ascii="Arial" w:hAnsi="Arial" w:cs="Arial"/>
-          <w:sz w:val="23"/>
-          <w:szCs w:val="23"/>
+          <w:sz w:val="22"/>
+          <w:szCs w:val="22"/>
           <w:lang w:val="es-MX"/>
         </w:rPr>
-        <w:t>FORTALECIMIENTO TECNOLÓGICO DE LA POLICÍA NACIONAL PARA LA IMPLEMENTACIÓN DE LA DIFUSIÓN DE LA ALERTA ROSA MEDIANTE MECANISMOS CBE</w:t>
+        <w:t>MODERNIZACIÓN DEL SISTEMA DE INFORMACIÓN PARA LA ATENCIÓN DE EMERGENCIAS E IMPLEMENTACIÓN DE INFRAESTRUCTURA TECNOLÓGICA DE ALTA DISPONIBILIDAD</w:t>
       </w:r>
       <w:r>
         <w:rPr>
@@ -551,11 +551,11 @@
       <w:r>
         <w:rPr>
           <w:rFonts w:ascii="Arial" w:hAnsi="Arial" w:cs="Arial"/>
-          <w:sz w:val="23"/>
-          <w:szCs w:val="23"/>
+          <w:sz w:val="22"/>
+          <w:szCs w:val="22"/>
           <w:lang w:val="es-MX"/>
         </w:rPr>
-        <w:t>FORTALECIMIENTO TECNOLÓGICO DE LA POLICÍA NACIONAL PARA LA IMPLEMENTACIÓN DE LA DIFUSIÓN DE LA ALERTA ROSA MEDIANTE MECANISMOS CBE</w:t>
+        <w:t>MODERNIZACIÓN DEL SISTEMA DE INFORMACIÓN PARA LA ATENCIÓN DE EMERGENCIAS E IMPLEMENTACIÓN DE INFRAESTRUCTURA TECNOLÓGICA DE ALTA DISPONIBILIDAD</w:t>
       </w:r>
       <w:r>
         <w:rPr>
@@ -607,25 +607,7 @@
           <w:sz w:val="23"/>
           <w:szCs w:val="23"/>
         </w:rPr>
-        <w:t xml:space="preserve">La Policía Nacional, pese a tener asignada por la Ley 2326 de 2023 y el Decreto 1428 de 2024 la responsabilidad de activar y difundir la Alerta Rosa, actualmente no cuenta con una solución tecnológica institucional que permita emitir alertas masivas, inmediatas y georreferenciadas a través de redes móviles. La inexistencia de una plataforma tipo Cell Broadcast </w:t>
-      </w:r>
-      <w:proofErr w:type="spellStart"/>
-      <w:r>
-        <w:rPr>
-          <w:rFonts w:ascii="Arial" w:hAnsi="Arial" w:cs="Arial"/>
-          <w:sz w:val="23"/>
-          <w:szCs w:val="23"/>
-        </w:rPr>
-        <w:t>Entity</w:t>
-      </w:r>
-      <w:proofErr w:type="spellEnd"/>
-      <w:r>
-        <w:rPr>
-          <w:rFonts w:ascii="Arial" w:hAnsi="Arial" w:cs="Arial"/>
-          <w:sz w:val="23"/>
-          <w:szCs w:val="23"/>
-        </w:rPr>
-        <w:t xml:space="preserve"> (CBE) limita la capacidad de reacción temprana frente a la desaparición de mujeres, niñas</w:t>
+        <w:t>La Policía Nacional, pese a tener asignada por la Ley 2326 de 2023 y el Decreto 1428 de 2024 la responsabilidad de activar y difundir la Alerta Rosa, actualmente no cuenta con una solución tecnológica institucional que permita emitir alertas masivas, inmediatas y georreferenciadas a través de redes móviles. La inexistencia de una plataforma tipo Cell Broadcast Entity (CBE) limita la capacidad de reacción temprana frente a la desaparición de mujeres, niñas</w:t>
       </w:r>
       <w:r>
         <w:rPr>
@@ -775,54 +757,54 @@
           <w:sz w:val="23"/>
           <w:szCs w:val="23"/>
         </w:rPr>
+        <w:t xml:space="preserve">El valor total del proyecto es de </w:t>
+      </w:r>
+      <w:bookmarkStart w:id="1" w:name="_Hlk130562601"/>
+      <w:r>
+        <w:rPr>
+          <w:rFonts w:ascii="Arial" w:hAnsi="Arial" w:cs="Arial"/>
+          <w:color w:val="000000" w:themeColor="text1"/>
+          <w:sz w:val="23"/>
+          <w:szCs w:val="23"/>
+        </w:rPr>
+        <w:t>VEINTE MIL TRESCIENTOS OCHENTA Y CUATRO MILLONES OCHOCIENTOS NOVENTA Y SEIS MIL TRESCIENTOS NOVENTA Y CINCO PESOS CON NOVENTA CENTAVOS. M/TE</w:t>
+      </w:r>
+      <w:r>
+        <w:rPr>
+          <w:rFonts w:ascii="Arial" w:hAnsi="Arial" w:cs="Arial"/>
+          <w:color w:val="000000" w:themeColor="text1"/>
+          <w:sz w:val="23"/>
+          <w:szCs w:val="23"/>
+        </w:rPr>
+        <w:t xml:space="preserve"> </w:t>
+      </w:r>
+      <w:r>
+        <w:rPr>
+          <w:rFonts w:ascii="Arial" w:hAnsi="Arial" w:cs="Arial"/>
+          <w:color w:val="000000" w:themeColor="text1"/>
+          <w:sz w:val="23"/>
+          <w:szCs w:val="23"/>
+        </w:rPr>
+        <w:t>($</w:t>
+      </w:r>
+      <w:bookmarkEnd w:id="1"/>
+      <w:r>
+        <w:rPr>
+          <w:rFonts w:ascii="Arial" w:hAnsi="Arial" w:cs="Arial"/>
+          <w:color w:val="000000" w:themeColor="text1"/>
+          <w:sz w:val="23"/>
+          <w:szCs w:val="23"/>
+        </w:rPr>
+        <w:t xml:space="preserve"> </w:t>
+      </w:r>
+      <w:r>
+        <w:rPr>
+          <w:rFonts w:ascii="Arial" w:hAnsi="Arial" w:cs="Arial"/>
+          <w:color w:val="000000" w:themeColor="text1"/>
+          <w:sz w:val="23"/>
+          <w:szCs w:val="23"/>
+        </w:rPr>
         <w:lastRenderedPageBreak/>
-        <w:t xml:space="preserve">El valor total del proyecto es de </w:t>
-      </w:r>
-      <w:bookmarkStart w:id="1" w:name="_Hlk130562601"/>
-      <w:r>
-        <w:rPr>
-          <w:rFonts w:ascii="Arial" w:hAnsi="Arial" w:cs="Arial"/>
-          <w:color w:val="000000" w:themeColor="text1"/>
-          <w:sz w:val="23"/>
-          <w:szCs w:val="23"/>
-        </w:rPr>
-        <w:t>VEINTE MIL TRESCIENTOS OCHENTA Y CUATRO MILLONES OCHOCIENTOS NOVENTA Y SEIS MIL TRESCIENTOS NOVENTA Y CINCO PESOS CON NOVENTA CENTAVOS. M/TE</w:t>
-      </w:r>
-      <w:r>
-        <w:rPr>
-          <w:rFonts w:ascii="Arial" w:hAnsi="Arial" w:cs="Arial"/>
-          <w:color w:val="000000" w:themeColor="text1"/>
-          <w:sz w:val="23"/>
-          <w:szCs w:val="23"/>
-        </w:rPr>
-        <w:t xml:space="preserve"> </w:t>
-      </w:r>
-      <w:r>
-        <w:rPr>
-          <w:rFonts w:ascii="Arial" w:hAnsi="Arial" w:cs="Arial"/>
-          <w:color w:val="000000" w:themeColor="text1"/>
-          <w:sz w:val="23"/>
-          <w:szCs w:val="23"/>
-        </w:rPr>
-        <w:t>($</w:t>
-      </w:r>
-      <w:bookmarkEnd w:id="1"/>
-      <w:r>
-        <w:rPr>
-          <w:rFonts w:ascii="Arial" w:hAnsi="Arial" w:cs="Arial"/>
-          <w:color w:val="000000" w:themeColor="text1"/>
-          <w:sz w:val="23"/>
-          <w:szCs w:val="23"/>
-        </w:rPr>
-        <w:t xml:space="preserve"> </w:t>
-      </w:r>
-      <w:r>
-        <w:rPr>
-          <w:rFonts w:ascii="Arial" w:hAnsi="Arial" w:cs="Arial"/>
-          <w:color w:val="000000" w:themeColor="text1"/>
-          <w:sz w:val="23"/>
-          <w:szCs w:val="23"/>
-        </w:rPr>
         <w:t>20.384.896.395,90</w:t>
       </w:r>
       <w:r>
@@ -1798,6 +1780,7 @@
           <w:szCs w:val="23"/>
           <w:lang w:val="es-ES" w:eastAsia="es-CO"/>
         </w:rPr>
+        <w:lastRenderedPageBreak/>
         <w:t>Dirección Correspondencia: C</w:t>
       </w:r>
       <w:r>
@@ -2997,7 +2980,6 @@
               </w:rPr>
               <w:t xml:space="preserve">Mayor </w:t>
             </w:r>
-            <w:proofErr w:type="spellStart"/>
             <w:r>
               <w:rPr>
                 <w:rFonts w:ascii="Arial" w:hAnsi="Arial" w:cs="Arial"/>
@@ -3006,18 +2988,7 @@
                 <w:sz w:val="14"/>
                 <w:szCs w:val="14"/>
               </w:rPr>
-              <w:t>Orminson</w:t>
-            </w:r>
-            <w:proofErr w:type="spellEnd"/>
-            <w:r>
-              <w:rPr>
-                <w:rFonts w:ascii="Arial" w:hAnsi="Arial" w:cs="Arial"/>
-                <w:b/>
-                <w:bCs/>
-                <w:sz w:val="14"/>
-                <w:szCs w:val="14"/>
-              </w:rPr>
-              <w:t xml:space="preserve"> Santos Ariza</w:t>
+              <w:t>Orminson Santos Ariza</w:t>
             </w:r>
             <w:r>
               <w:rPr>
@@ -3666,25 +3637,7 @@
           <w:sz w:val="17"/>
           <w:szCs w:val="17"/>
         </w:rPr>
-        <w:t xml:space="preserve">5159000 </w:t>
-      </w:r>
-      <w:proofErr w:type="spellStart"/>
-      <w:r>
-        <w:rPr>
-          <w:rFonts w:ascii="Arial" w:eastAsia="Arial" w:hAnsi="Arial" w:cs="Arial"/>
-          <w:sz w:val="17"/>
-          <w:szCs w:val="17"/>
-        </w:rPr>
-        <w:t>ext</w:t>
-      </w:r>
-      <w:proofErr w:type="spellEnd"/>
-      <w:r>
-        <w:rPr>
-          <w:rFonts w:ascii="Arial" w:eastAsia="Arial" w:hAnsi="Arial" w:cs="Arial"/>
-          <w:sz w:val="17"/>
-          <w:szCs w:val="17"/>
-        </w:rPr>
-        <w:t xml:space="preserve"> 9437</w:t>
+        <w:t>5159000 ext 9437</w:t>
       </w:r>
       <w:r>
         <w:rPr>
@@ -3792,7 +3745,7 @@
 </file>
 
 <file path=word/endnotes.xml><?xml version="1.0" encoding="utf-8"?>
-<w:endnotes xmlns:wpc="http://schemas.microsoft.com/office/word/2010/wordprocessingCanvas" xmlns:cx="http://schemas.microsoft.com/office/drawing/2014/chartex" xmlns:cx1="http://schemas.microsoft.com/office/drawing/2015/9/8/chartex" xmlns:cx2="http://schemas.microsoft.com/office/drawing/2015/10/21/chartex" xmlns:cx3="http://schemas.microsoft.com/office/drawing/2016/5/9/chartex" xmlns:cx4="http://schemas.microsoft.com/office/drawing/2016/5/10/chartex" xmlns:cx5="http://schemas.microsoft.com/office/drawing/2016/5/11/chartex" xmlns:cx6="http://schemas.microsoft.com/office/drawing/2016/5/12/chartex" xmlns:cx7="http://schemas.microsoft.com/office/drawing/2016/5/13/chartex" xmlns:cx8="http://schemas.microsoft.com/office/drawing/2016/5/14/chartex" xmlns:mc="http://schemas.openxmlformats.org/markup-compatibility/2006" xmlns:aink="http://schemas.microsoft.com/office/drawing/2016/ink" xmlns:am3d="http://schemas.microsoft.com/office/drawing/2017/model3d" xmlns:o="urn:schemas-microsoft-com:office:office" xmlns:oel="http://schemas.microsoft.com/office/2019/extlst" xmlns:r="http://schemas.openxmlformats.org/officeDocument/2006/relationships" xmlns:m="http://schemas.openxmlformats.org/officeDocument/2006/math" xmlns:v="urn:schemas-microsoft-com:vml" xmlns:wp14="http://schemas.microsoft.com/office/word/2010/wordprocessingDrawing" xmlns:wp="http://schemas.openxmlformats.org/drawingml/2006/wordprocessingDrawing" xmlns:w10="urn:schemas-microsoft-com:office:word" xmlns:w="http://schemas.openxmlformats.org/wordprocessingml/2006/main" xmlns:w14="http://schemas.microsoft.com/office/word/2010/wordml" xmlns:w15="http://schemas.microsoft.com/office/word/2012/wordml" xmlns:w16cex="http://schemas.microsoft.com/office/word/2018/wordml/cex" xmlns:w16cid="http://schemas.microsoft.com/office/word/2016/wordml/cid" xmlns:w16="http://schemas.microsoft.com/office/word/2018/wordml" xmlns:w16sdtdh="http://schemas.microsoft.com/office/word/2020/wordml/sdtdatahash" xmlns:w16se="http://schemas.microsoft.com/office/word/2015/wordml/symex" xmlns:wpg="http://schemas.microsoft.com/office/word/2010/wordprocessingGroup" xmlns:wpi="http://schemas.microsoft.com/office/word/2010/wordprocessingInk" xmlns:wne="http://schemas.microsoft.com/office/word/2006/wordml" xmlns:wps="http://schemas.microsoft.com/office/word/2010/wordprocessingShape" mc:Ignorable="w14 w15 w16se w16cid w16 w16cex w16sdtdh wp14">
+<w:endnotes xmlns:wpc="http://schemas.microsoft.com/office/word/2010/wordprocessingCanvas" xmlns:cx="http://schemas.microsoft.com/office/drawing/2014/chartex" xmlns:cx1="http://schemas.microsoft.com/office/drawing/2015/9/8/chartex" xmlns:cx2="http://schemas.microsoft.com/office/drawing/2015/10/21/chartex" xmlns:cx3="http://schemas.microsoft.com/office/drawing/2016/5/9/chartex" xmlns:cx4="http://schemas.microsoft.com/office/drawing/2016/5/10/chartex" xmlns:cx5="http://schemas.microsoft.com/office/drawing/2016/5/11/chartex" xmlns:cx6="http://schemas.microsoft.com/office/drawing/2016/5/12/chartex" xmlns:cx7="http://schemas.microsoft.com/office/drawing/2016/5/13/chartex" xmlns:cx8="http://schemas.microsoft.com/office/drawing/2016/5/14/chartex" xmlns:mc="http://schemas.openxmlformats.org/markup-compatibility/2006" xmlns:aink="http://schemas.microsoft.com/office/drawing/2016/ink" xmlns:am3d="http://schemas.microsoft.com/office/drawing/2017/model3d" xmlns:o="urn:schemas-microsoft-com:office:office" xmlns:oel="http://schemas.microsoft.com/office/2019/extlst" xmlns:r="http://schemas.openxmlformats.org/officeDocument/2006/relationships" xmlns:m="http://schemas.openxmlformats.org/officeDocument/2006/math" xmlns:v="urn:schemas-microsoft-com:vml" xmlns:wp14="http://schemas.microsoft.com/office/word/2010/wordprocessingDrawing" xmlns:wp="http://schemas.openxmlformats.org/drawingml/2006/wordprocessingDrawing" xmlns:w10="urn:schemas-microsoft-com:office:word" xmlns:w="http://schemas.openxmlformats.org/wordprocessingml/2006/main" xmlns:w14="http://schemas.microsoft.com/office/word/2010/wordml" xmlns:w15="http://schemas.microsoft.com/office/word/2012/wordml" xmlns:w16cex="http://schemas.microsoft.com/office/word/2018/wordml/cex" xmlns:w16cid="http://schemas.microsoft.com/office/word/2016/wordml/cid" xmlns:w16="http://schemas.microsoft.com/office/word/2018/wordml" xmlns:w16du="http://schemas.microsoft.com/office/word/2023/wordml/word16du" xmlns:w16sdtdh="http://schemas.microsoft.com/office/word/2020/wordml/sdtdatahash" xmlns:w16sdtfl="http://schemas.microsoft.com/office/word/2024/wordml/sdtformatlock" xmlns:w16se="http://schemas.microsoft.com/office/word/2015/wordml/symex" xmlns:wpg="http://schemas.microsoft.com/office/word/2010/wordprocessingGroup" xmlns:wpi="http://schemas.microsoft.com/office/word/2010/wordprocessingInk" xmlns:wne="http://schemas.microsoft.com/office/word/2006/wordml" xmlns:wps="http://schemas.microsoft.com/office/word/2010/wordprocessingShape" mc:Ignorable="w14 w15 w16se w16cid w16 w16cex w16sdtdh w16sdtfl w16du wp14">
   <w:endnote w:type="separator" w:id="-1">
     <w:p>
       <w:r>
@@ -3811,7 +3764,7 @@
 </file>
 
 <file path=word/footer1.xml><?xml version="1.0" encoding="utf-8"?>
-<w:ftr xmlns:wpc="http://schemas.microsoft.com/office/word/2010/wordprocessingCanvas" xmlns:cx="http://schemas.microsoft.com/office/drawing/2014/chartex" xmlns:cx1="http://schemas.microsoft.com/office/drawing/2015/9/8/chartex" xmlns:cx2="http://schemas.microsoft.com/office/drawing/2015/10/21/chartex" xmlns:cx3="http://schemas.microsoft.com/office/drawing/2016/5/9/chartex" xmlns:cx4="http://schemas.microsoft.com/office/drawing/2016/5/10/chartex" xmlns:cx5="http://schemas.microsoft.com/office/drawing/2016/5/11/chartex" xmlns:cx6="http://schemas.microsoft.com/office/drawing/2016/5/12/chartex" xmlns:cx7="http://schemas.microsoft.com/office/drawing/2016/5/13/chartex" xmlns:cx8="http://schemas.microsoft.com/office/drawing/2016/5/14/chartex" xmlns:mc="http://schemas.openxmlformats.org/markup-compatibility/2006" xmlns:aink="http://schemas.microsoft.com/office/drawing/2016/ink" xmlns:am3d="http://schemas.microsoft.com/office/drawing/2017/model3d" xmlns:o="urn:schemas-microsoft-com:office:office" xmlns:oel="http://schemas.microsoft.com/office/2019/extlst" xmlns:r="http://schemas.openxmlformats.org/officeDocument/2006/relationships" xmlns:m="http://schemas.openxmlformats.org/officeDocument/2006/math" xmlns:v="urn:schemas-microsoft-com:vml" xmlns:wp14="http://schemas.microsoft.com/office/word/2010/wordprocessingDrawing" xmlns:wp="http://schemas.openxmlformats.org/drawingml/2006/wordprocessingDrawing" xmlns:w10="urn:schemas-microsoft-com:office:word" xmlns:w="http://schemas.openxmlformats.org/wordprocessingml/2006/main" xmlns:w14="http://schemas.microsoft.com/office/word/2010/wordml" xmlns:w15="http://schemas.microsoft.com/office/word/2012/wordml" xmlns:w16cex="http://schemas.microsoft.com/office/word/2018/wordml/cex" xmlns:w16cid="http://schemas.microsoft.com/office/word/2016/wordml/cid" xmlns:w16="http://schemas.microsoft.com/office/word/2018/wordml" xmlns:w16sdtdh="http://schemas.microsoft.com/office/word/2020/wordml/sdtdatahash" xmlns:w16se="http://schemas.microsoft.com/office/word/2015/wordml/symex" xmlns:wpg="http://schemas.microsoft.com/office/word/2010/wordprocessingGroup" xmlns:wpi="http://schemas.microsoft.com/office/word/2010/wordprocessingInk" xmlns:wne="http://schemas.microsoft.com/office/word/2006/wordml" xmlns:wps="http://schemas.microsoft.com/office/word/2010/wordprocessingShape" mc:Ignorable="w14 w15 w16se w16cid w16 w16cex w16sdtdh wp14">
+<w:ftr xmlns:wpc="http://schemas.microsoft.com/office/word/2010/wordprocessingCanvas" xmlns:cx="http://schemas.microsoft.com/office/drawing/2014/chartex" xmlns:cx1="http://schemas.microsoft.com/office/drawing/2015/9/8/chartex" xmlns:cx2="http://schemas.microsoft.com/office/drawing/2015/10/21/chartex" xmlns:cx3="http://schemas.microsoft.com/office/drawing/2016/5/9/chartex" xmlns:cx4="http://schemas.microsoft.com/office/drawing/2016/5/10/chartex" xmlns:cx5="http://schemas.microsoft.com/office/drawing/2016/5/11/chartex" xmlns:cx6="http://schemas.microsoft.com/office/drawing/2016/5/12/chartex" xmlns:cx7="http://schemas.microsoft.com/office/drawing/2016/5/13/chartex" xmlns:cx8="http://schemas.microsoft.com/office/drawing/2016/5/14/chartex" xmlns:mc="http://schemas.openxmlformats.org/markup-compatibility/2006" xmlns:aink="http://schemas.microsoft.com/office/drawing/2016/ink" xmlns:am3d="http://schemas.microsoft.com/office/drawing/2017/model3d" xmlns:o="urn:schemas-microsoft-com:office:office" xmlns:oel="http://schemas.microsoft.com/office/2019/extlst" xmlns:r="http://schemas.openxmlformats.org/officeDocument/2006/relationships" xmlns:m="http://schemas.openxmlformats.org/officeDocument/2006/math" xmlns:v="urn:schemas-microsoft-com:vml" xmlns:wp14="http://schemas.microsoft.com/office/word/2010/wordprocessingDrawing" xmlns:wp="http://schemas.openxmlformats.org/drawingml/2006/wordprocessingDrawing" xmlns:w10="urn:schemas-microsoft-com:office:word" xmlns:w="http://schemas.openxmlformats.org/wordprocessingml/2006/main" xmlns:w14="http://schemas.microsoft.com/office/word/2010/wordml" xmlns:w15="http://schemas.microsoft.com/office/word/2012/wordml" xmlns:w16cex="http://schemas.microsoft.com/office/word/2018/wordml/cex" xmlns:w16cid="http://schemas.microsoft.com/office/word/2016/wordml/cid" xmlns:w16="http://schemas.microsoft.com/office/word/2018/wordml" xmlns:w16du="http://schemas.microsoft.com/office/word/2023/wordml/word16du" xmlns:w16sdtdh="http://schemas.microsoft.com/office/word/2020/wordml/sdtdatahash" xmlns:w16sdtfl="http://schemas.microsoft.com/office/word/2024/wordml/sdtformatlock" xmlns:w16se="http://schemas.microsoft.com/office/word/2015/wordml/symex" xmlns:wpg="http://schemas.microsoft.com/office/word/2010/wordprocessingGroup" xmlns:wpi="http://schemas.microsoft.com/office/word/2010/wordprocessingInk" xmlns:wne="http://schemas.microsoft.com/office/word/2006/wordml" xmlns:wps="http://schemas.microsoft.com/office/word/2010/wordprocessingShape" mc:Ignorable="w14 w15 w16se w16cid w16 w16cex w16sdtdh w16sdtfl w16du wp14">
   <w:p>
     <w:pPr>
       <w:pStyle w:val="Piedepgina"/>
@@ -4043,7 +3996,7 @@
 </file>
 
 <file path=word/footnotes.xml><?xml version="1.0" encoding="utf-8"?>
-<w:footnotes xmlns:wpc="http://schemas.microsoft.com/office/word/2010/wordprocessingCanvas" xmlns:cx="http://schemas.microsoft.com/office/drawing/2014/chartex" xmlns:cx1="http://schemas.microsoft.com/office/drawing/2015/9/8/chartex" xmlns:cx2="http://schemas.microsoft.com/office/drawing/2015/10/21/chartex" xmlns:cx3="http://schemas.microsoft.com/office/drawing/2016/5/9/chartex" xmlns:cx4="http://schemas.microsoft.com/office/drawing/2016/5/10/chartex" xmlns:cx5="http://schemas.microsoft.com/office/drawing/2016/5/11/chartex" xmlns:cx6="http://schemas.microsoft.com/office/drawing/2016/5/12/chartex" xmlns:cx7="http://schemas.microsoft.com/office/drawing/2016/5/13/chartex" xmlns:cx8="http://schemas.microsoft.com/office/drawing/2016/5/14/chartex" xmlns:mc="http://schemas.openxmlformats.org/markup-compatibility/2006" xmlns:aink="http://schemas.microsoft.com/office/drawing/2016/ink" xmlns:am3d="http://schemas.microsoft.com/office/drawing/2017/model3d" xmlns:o="urn:schemas-microsoft-com:office:office" xmlns:oel="http://schemas.microsoft.com/office/2019/extlst" xmlns:r="http://schemas.openxmlformats.org/officeDocument/2006/relationships" xmlns:m="http://schemas.openxmlformats.org/officeDocument/2006/math" xmlns:v="urn:schemas-microsoft-com:vml" xmlns:wp14="http://schemas.microsoft.com/office/word/2010/wordprocessingDrawing" xmlns:wp="http://schemas.openxmlformats.org/drawingml/2006/wordprocessingDrawing" xmlns:w10="urn:schemas-microsoft-com:office:word" xmlns:w="http://schemas.openxmlformats.org/wordprocessingml/2006/main" xmlns:w14="http://schemas.microsoft.com/office/word/2010/wordml" xmlns:w15="http://schemas.microsoft.com/office/word/2012/wordml" xmlns:w16cex="http://schemas.microsoft.com/office/word/2018/wordml/cex" xmlns:w16cid="http://schemas.microsoft.com/office/word/2016/wordml/cid" xmlns:w16="http://schemas.microsoft.com/office/word/2018/wordml" xmlns:w16sdtdh="http://schemas.microsoft.com/office/word/2020/wordml/sdtdatahash" xmlns:w16se="http://schemas.microsoft.com/office/word/2015/wordml/symex" xmlns:wpg="http://schemas.microsoft.com/office/word/2010/wordprocessingGroup" xmlns:wpi="http://schemas.microsoft.com/office/word/2010/wordprocessingInk" xmlns:wne="http://schemas.microsoft.com/office/word/2006/wordml" xmlns:wps="http://schemas.microsoft.com/office/word/2010/wordprocessingShape" mc:Ignorable="w14 w15 w16se w16cid w16 w16cex w16sdtdh wp14">
+<w:footnotes xmlns:wpc="http://schemas.microsoft.com/office/word/2010/wordprocessingCanvas" xmlns:cx="http://schemas.microsoft.com/office/drawing/2014/chartex" xmlns:cx1="http://schemas.microsoft.com/office/drawing/2015/9/8/chartex" xmlns:cx2="http://schemas.microsoft.com/office/drawing/2015/10/21/chartex" xmlns:cx3="http://schemas.microsoft.com/office/drawing/2016/5/9/chartex" xmlns:cx4="http://schemas.microsoft.com/office/drawing/2016/5/10/chartex" xmlns:cx5="http://schemas.microsoft.com/office/drawing/2016/5/11/chartex" xmlns:cx6="http://schemas.microsoft.com/office/drawing/2016/5/12/chartex" xmlns:cx7="http://schemas.microsoft.com/office/drawing/2016/5/13/chartex" xmlns:cx8="http://schemas.microsoft.com/office/drawing/2016/5/14/chartex" xmlns:mc="http://schemas.openxmlformats.org/markup-compatibility/2006" xmlns:aink="http://schemas.microsoft.com/office/drawing/2016/ink" xmlns:am3d="http://schemas.microsoft.com/office/drawing/2017/model3d" xmlns:o="urn:schemas-microsoft-com:office:office" xmlns:oel="http://schemas.microsoft.com/office/2019/extlst" xmlns:r="http://schemas.openxmlformats.org/officeDocument/2006/relationships" xmlns:m="http://schemas.openxmlformats.org/officeDocument/2006/math" xmlns:v="urn:schemas-microsoft-com:vml" xmlns:wp14="http://schemas.microsoft.com/office/word/2010/wordprocessingDrawing" xmlns:wp="http://schemas.openxmlformats.org/drawingml/2006/wordprocessingDrawing" xmlns:w10="urn:schemas-microsoft-com:office:word" xmlns:w="http://schemas.openxmlformats.org/wordprocessingml/2006/main" xmlns:w14="http://schemas.microsoft.com/office/word/2010/wordml" xmlns:w15="http://schemas.microsoft.com/office/word/2012/wordml" xmlns:w16cex="http://schemas.microsoft.com/office/word/2018/wordml/cex" xmlns:w16cid="http://schemas.microsoft.com/office/word/2016/wordml/cid" xmlns:w16="http://schemas.microsoft.com/office/word/2018/wordml" xmlns:w16du="http://schemas.microsoft.com/office/word/2023/wordml/word16du" xmlns:w16sdtdh="http://schemas.microsoft.com/office/word/2020/wordml/sdtdatahash" xmlns:w16sdtfl="http://schemas.microsoft.com/office/word/2024/wordml/sdtformatlock" xmlns:w16se="http://schemas.microsoft.com/office/word/2015/wordml/symex" xmlns:wpg="http://schemas.microsoft.com/office/word/2010/wordprocessingGroup" xmlns:wpi="http://schemas.microsoft.com/office/word/2010/wordprocessingInk" xmlns:wne="http://schemas.microsoft.com/office/word/2006/wordml" xmlns:wps="http://schemas.microsoft.com/office/word/2010/wordprocessingShape" mc:Ignorable="w14 w15 w16se w16cid w16 w16cex w16sdtdh w16sdtfl w16du wp14">
   <w:footnote w:type="separator" w:id="-1">
     <w:p>
       <w:r>
@@ -4062,7 +4015,7 @@
 </file>
 
 <file path=word/numbering.xml><?xml version="1.0" encoding="utf-8"?>
-<w:numbering xmlns:wpc="http://schemas.microsoft.com/office/word/2010/wordprocessingCanvas" xmlns:cx="http://schemas.microsoft.com/office/drawing/2014/chartex" xmlns:cx1="http://schemas.microsoft.com/office/drawing/2015/9/8/chartex" xmlns:cx2="http://schemas.microsoft.com/office/drawing/2015/10/21/chartex" xmlns:cx3="http://schemas.microsoft.com/office/drawing/2016/5/9/chartex" xmlns:cx4="http://schemas.microsoft.com/office/drawing/2016/5/10/chartex" xmlns:cx5="http://schemas.microsoft.com/office/drawing/2016/5/11/chartex" xmlns:cx6="http://schemas.microsoft.com/office/drawing/2016/5/12/chartex" xmlns:cx7="http://schemas.microsoft.com/office/drawing/2016/5/13/chartex" xmlns:cx8="http://schemas.microsoft.com/office/drawing/2016/5/14/chartex" xmlns:mc="http://schemas.openxmlformats.org/markup-compatibility/2006" xmlns:aink="http://schemas.microsoft.com/office/drawing/2016/ink" xmlns:am3d="http://schemas.microsoft.com/office/drawing/2017/model3d" xmlns:o="urn:schemas-microsoft-com:office:office" xmlns:oel="http://schemas.microsoft.com/office/2019/extlst" xmlns:r="http://schemas.openxmlformats.org/officeDocument/2006/relationships" xmlns:m="http://schemas.openxmlformats.org/officeDocument/2006/math" xmlns:v="urn:schemas-microsoft-com:vml" xmlns:wp14="http://schemas.microsoft.com/office/word/2010/wordprocessingDrawing" xmlns:wp="http://schemas.openxmlformats.org/drawingml/2006/wordprocessingDrawing" xmlns:w10="urn:schemas-microsoft-com:office:word" xmlns:w="http://schemas.openxmlformats.org/wordprocessingml/2006/main" xmlns:w14="http://schemas.microsoft.com/office/word/2010/wordml" xmlns:w15="http://schemas.microsoft.com/office/word/2012/wordml" xmlns:w16cex="http://schemas.microsoft.com/office/word/2018/wordml/cex" xmlns:w16cid="http://schemas.microsoft.com/office/word/2016/wordml/cid" xmlns:w16="http://schemas.microsoft.com/office/word/2018/wordml" xmlns:w16sdtdh="http://schemas.microsoft.com/office/word/2020/wordml/sdtdatahash" xmlns:w16se="http://schemas.microsoft.com/office/word/2015/wordml/symex" xmlns:wpg="http://schemas.microsoft.com/office/word/2010/wordprocessingGroup" xmlns:wpi="http://schemas.microsoft.com/office/word/2010/wordprocessingInk" xmlns:wne="http://schemas.microsoft.com/office/word/2006/wordml" xmlns:wps="http://schemas.microsoft.com/office/word/2010/wordprocessingShape" mc:Ignorable="w14 w15 w16se w16cid w16 w16cex w16sdtdh wp14">
+<w:numbering xmlns:wpc="http://schemas.microsoft.com/office/word/2010/wordprocessingCanvas" xmlns:cx="http://schemas.microsoft.com/office/drawing/2014/chartex" xmlns:cx1="http://schemas.microsoft.com/office/drawing/2015/9/8/chartex" xmlns:cx2="http://schemas.microsoft.com/office/drawing/2015/10/21/chartex" xmlns:cx3="http://schemas.microsoft.com/office/drawing/2016/5/9/chartex" xmlns:cx4="http://schemas.microsoft.com/office/drawing/2016/5/10/chartex" xmlns:cx5="http://schemas.microsoft.com/office/drawing/2016/5/11/chartex" xmlns:cx6="http://schemas.microsoft.com/office/drawing/2016/5/12/chartex" xmlns:cx7="http://schemas.microsoft.com/office/drawing/2016/5/13/chartex" xmlns:cx8="http://schemas.microsoft.com/office/drawing/2016/5/14/chartex" xmlns:mc="http://schemas.openxmlformats.org/markup-compatibility/2006" xmlns:aink="http://schemas.microsoft.com/office/drawing/2016/ink" xmlns:am3d="http://schemas.microsoft.com/office/drawing/2017/model3d" xmlns:o="urn:schemas-microsoft-com:office:office" xmlns:oel="http://schemas.microsoft.com/office/2019/extlst" xmlns:r="http://schemas.openxmlformats.org/officeDocument/2006/relationships" xmlns:m="http://schemas.openxmlformats.org/officeDocument/2006/math" xmlns:v="urn:schemas-microsoft-com:vml" xmlns:wp14="http://schemas.microsoft.com/office/word/2010/wordprocessingDrawing" xmlns:wp="http://schemas.openxmlformats.org/drawingml/2006/wordprocessingDrawing" xmlns:w10="urn:schemas-microsoft-com:office:word" xmlns:w="http://schemas.openxmlformats.org/wordprocessingml/2006/main" xmlns:w14="http://schemas.microsoft.com/office/word/2010/wordml" xmlns:w15="http://schemas.microsoft.com/office/word/2012/wordml" xmlns:w16cex="http://schemas.microsoft.com/office/word/2018/wordml/cex" xmlns:w16cid="http://schemas.microsoft.com/office/word/2016/wordml/cid" xmlns:w16="http://schemas.microsoft.com/office/word/2018/wordml" xmlns:w16du="http://schemas.microsoft.com/office/word/2023/wordml/word16du" xmlns:w16sdtdh="http://schemas.microsoft.com/office/word/2020/wordml/sdtdatahash" xmlns:w16sdtfl="http://schemas.microsoft.com/office/word/2024/wordml/sdtformatlock" xmlns:w16se="http://schemas.microsoft.com/office/word/2015/wordml/symex" xmlns:wpg="http://schemas.microsoft.com/office/word/2010/wordprocessingGroup" xmlns:wpi="http://schemas.microsoft.com/office/word/2010/wordprocessingInk" xmlns:wne="http://schemas.microsoft.com/office/word/2006/wordml" xmlns:wps="http://schemas.microsoft.com/office/word/2010/wordprocessingShape" mc:Ignorable="w14 w15 w16se w16cid w16 w16cex w16sdtdh w16sdtfl w16du wp14">
   <w:abstractNum w:abstractNumId="0" w15:restartNumberingAfterBreak="0">
     <w:nsid w:val="233C7607"/>
     <w:multiLevelType w:val="hybridMultilevel"/>
@@ -4683,7 +4636,7 @@
 </file>
 
 <file path=word/styles.xml><?xml version="1.0" encoding="utf-8"?>
-<w:styles xmlns:mc="http://schemas.openxmlformats.org/markup-compatibility/2006" xmlns:r="http://schemas.openxmlformats.org/officeDocument/2006/relationships" xmlns:w="http://schemas.openxmlformats.org/wordprocessingml/2006/main" xmlns:w14="http://schemas.microsoft.com/office/word/2010/wordml" xmlns:w15="http://schemas.microsoft.com/office/word/2012/wordml" xmlns:w16cex="http://schemas.microsoft.com/office/word/2018/wordml/cex" xmlns:w16cid="http://schemas.microsoft.com/office/word/2016/wordml/cid" xmlns:w16="http://schemas.microsoft.com/office/word/2018/wordml" xmlns:w16sdtdh="http://schemas.microsoft.com/office/word/2020/wordml/sdtdatahash" xmlns:w16se="http://schemas.microsoft.com/office/word/2015/wordml/symex" mc:Ignorable="w14 w15 w16se w16cid w16 w16cex w16sdtdh">
+<w:styles xmlns:mc="http://schemas.openxmlformats.org/markup-compatibility/2006" xmlns:r="http://schemas.openxmlformats.org/officeDocument/2006/relationships" xmlns:w="http://schemas.openxmlformats.org/wordprocessingml/2006/main" xmlns:w14="http://schemas.microsoft.com/office/word/2010/wordml" xmlns:w15="http://schemas.microsoft.com/office/word/2012/wordml" xmlns:w16cex="http://schemas.microsoft.com/office/word/2018/wordml/cex" xmlns:w16cid="http://schemas.microsoft.com/office/word/2016/wordml/cid" xmlns:w16="http://schemas.microsoft.com/office/word/2018/wordml" xmlns:w16du="http://schemas.microsoft.com/office/word/2023/wordml/word16du" xmlns:w16sdtdh="http://schemas.microsoft.com/office/word/2020/wordml/sdtdatahash" xmlns:w16sdtfl="http://schemas.microsoft.com/office/word/2024/wordml/sdtformatlock" xmlns:w16se="http://schemas.microsoft.com/office/word/2015/wordml/symex" mc:Ignorable="w14 w15 w16se w16cid w16 w16cex w16sdtdh w16sdtfl w16du">
   <w:docDefaults>
     <w:rPrDefault>
       <w:rPr>
